--- a/content/Bios/Fritz_Johnstone.docx
+++ b/content/Bios/Fritz_Johnstone.docx
@@ -1,218 +1,8 @@
 
 <file path=word/document.xml><?xml version="1.0" encoding="utf-8"?>
-<w:document xmlns:w14="http://schemas.microsoft.com/office/word/2010/wordml" xmlns:wp14="http://schemas.microsoft.com/office/word/2010/wordprocessingDrawing" xmlns:w="http://schemas.openxmlformats.org/wordprocessingml/2006/main" xmlns:m="http://schemas.openxmlformats.org/officeDocument/2006/math" xmlns:r="http://schemas.openxmlformats.org/officeDocument/2006/relationships" xmlns:o="urn:schemas-microsoft-com:office:office" xmlns:v="urn:schemas-microsoft-com:vml" xmlns:w10="urn:schemas-microsoft-com:office:word" xmlns:a="http://schemas.openxmlformats.org/drawingml/2006/main" xmlns:pic="http://schemas.openxmlformats.org/drawingml/2006/picture" xmlns:wp="http://schemas.openxmlformats.org/drawingml/2006/wordprocessingDrawing" xmlns:mc="http://schemas.openxmlformats.org/markup-compatibility/2006" mc:Ignorable="w14 wp14">
+<w:document xmlns:ns1="http://schemas.openxmlformats.org/markup-compatibility/2006" xmlns:ns2="http://schemas.microsoft.com/office/word/2010/wordml" xmlns:w="http://schemas.openxmlformats.org/wordprocessingml/2006/main" ns1:Ignorable="w14 wp14">
   <w:body>
-    <w:p xmlns:wp14="http://schemas.microsoft.com/office/word/2010/wordml" wp14:textId="77777777">
-      <w:pPr>
-        <w:pStyle w:val="FirstParagraph"/>
-      </w:pPr>
-      <w:r>
-        <w:rPr/>
-        <w:t>2010 Hall of Fame Inductee Frederick Fritz R. Johnstone – Sterling</w:t>
-      </w:r>
-      <w:r>
-        <w:rPr/>
-        <w:t xml:space="preserve"> </w:t>
-      </w:r>
-      <w:r>
-        <w:rPr/>
-        <w:t>Frederick “Fritz” Johnstone was born in Seattle, Washington on December 14, 1944.</w:t>
-      </w:r>
-      <w:r>
-        <w:rPr/>
-        <w:t xml:space="preserve"> </w:t>
-      </w:r>
-      <w:r>
-        <w:rPr/>
-        <w:t xml:space="preserve">Fritz graduated from Sauk Rapids High </w:t>
-      </w:r>
-      <w:r>
-        <w:rPr/>
-        <w:t>School,</w:t>
-      </w:r>
-      <w:r>
-        <w:rPr/>
-        <w:t xml:space="preserve"> Sauk Rapids, Michigan in 1963. In his</w:t>
-      </w:r>
-      <w:r>
-        <w:rPr/>
-        <w:t xml:space="preserve"> </w:t>
-      </w:r>
-      <w:r>
-        <w:rPr/>
-        <w:t>later years he lived in Sterling, Colorado with his wife Sharon, until his death on</w:t>
-      </w:r>
-      <w:r>
-        <w:rPr/>
-        <w:t xml:space="preserve"> </w:t>
-      </w:r>
-      <w:r>
-        <w:rPr/>
-        <w:t>November 15, 2009.</w:t>
-      </w:r>
-      <w:r>
-        <w:rPr/>
-        <w:t xml:space="preserve"> </w:t>
-      </w:r>
-      <w:r>
-        <w:rPr/>
-        <w:t>Fritz officiated high school sports (including basketball and football) for over 30 years.</w:t>
-      </w:r>
-      <w:r>
-        <w:rPr/>
-        <w:t xml:space="preserve"> </w:t>
-      </w:r>
-      <w:r>
-        <w:rPr/>
-        <w:t>He became a baseball umpire in 1979 and continued his service throughout his entire</w:t>
-      </w:r>
-      <w:r>
-        <w:rPr/>
-        <w:t xml:space="preserve"> </w:t>
-      </w:r>
-      <w:r>
-        <w:rPr/>
-        <w:t>life.</w:t>
-      </w:r>
-      <w:r>
-        <w:rPr/>
-        <w:t xml:space="preserve"> </w:t>
-      </w:r>
-      <w:r>
-        <w:rPr/>
-        <w:t>During his career Fritz served as Area Director for each of three sports. He was a</w:t>
-      </w:r>
-      <w:r>
-        <w:rPr/>
-        <w:t xml:space="preserve"> </w:t>
-      </w:r>
-      <w:r>
-        <w:rPr/>
-        <w:t>teacher, coach, and mentor for many new officials in the state of Colorado.</w:t>
-      </w:r>
-      <w:r>
-        <w:rPr/>
-        <w:t xml:space="preserve"> </w:t>
-      </w:r>
-      <w:r>
-        <w:rPr/>
-        <w:t xml:space="preserve">Over the years, Fritz </w:t>
-      </w:r>
-      <w:r>
-        <w:rPr/>
-        <w:t>worked</w:t>
-      </w:r>
-      <w:r>
-        <w:rPr/>
-        <w:t xml:space="preserve"> </w:t>
-      </w:r>
-      <w:r>
-        <w:rPr/>
-        <w:t>numerous</w:t>
-      </w:r>
-      <w:r>
-        <w:rPr/>
-        <w:t xml:space="preserve"> District, Regional and State Tournaments.</w:t>
-      </w:r>
-      <w:r>
-        <w:rPr/>
-        <w:t xml:space="preserve"> </w:t>
-      </w:r>
-      <w:r>
-        <w:rPr/>
-        <w:t xml:space="preserve">During the summers, Fritz </w:t>
-      </w:r>
-      <w:r>
-        <w:rPr/>
-        <w:t>worked</w:t>
-      </w:r>
-      <w:r>
-        <w:rPr/>
-        <w:t xml:space="preserve"> the local legion and other summer baseball</w:t>
-      </w:r>
-      <w:r>
-        <w:rPr/>
-        <w:t xml:space="preserve"> </w:t>
-      </w:r>
-      <w:r>
-        <w:rPr/>
-        <w:t>programs. He was also an assignor for many Northeast Colorado High Schools and</w:t>
-      </w:r>
-      <w:r>
-        <w:rPr/>
-        <w:t xml:space="preserve"> </w:t>
-      </w:r>
-      <w:r>
-        <w:rPr/>
-        <w:t>various summer programs.</w:t>
-      </w:r>
-      <w:r>
-        <w:rPr/>
-        <w:t xml:space="preserve"> </w:t>
-      </w:r>
-      <w:r>
-        <w:rPr/>
-        <w:t>Even after Fritz retired, he never left the sport. He enjoyed NJC baseball games and even</w:t>
-      </w:r>
-      <w:r>
-        <w:rPr/>
-        <w:t xml:space="preserve"> </w:t>
-      </w:r>
-      <w:r>
-        <w:rPr/>
-        <w:t>drove their bus to the away games. He also drove on their annual spring trip to Arizona.</w:t>
-      </w:r>
-      <w:r>
-        <w:rPr/>
-        <w:t xml:space="preserve"> </w:t>
-      </w:r>
-      <w:r>
-        <w:rPr/>
-        <w:t>Until his death, Fritz never missed a local high school game. He would always want to</w:t>
-      </w:r>
-      <w:r>
-        <w:rPr/>
-        <w:t xml:space="preserve"> </w:t>
-      </w:r>
-      <w:r>
-        <w:rPr/>
-        <w:t xml:space="preserve">go to watch, evaluate and give advice to the officials that were </w:t>
-      </w:r>
-      <w:r>
-        <w:rPr/>
-        <w:t>working</w:t>
-      </w:r>
-      <w:r>
-        <w:rPr/>
-        <w:t xml:space="preserve"> the game.</w:t>
-      </w:r>
-    </w:p>
-    <w:p>
-      <w:pPr>
-        <w:pStyle w:val="BodyText"/>
-      </w:pPr>
-    </w:p>
-    <w:p>
-      <w:pPr>
-        <w:pStyle w:val="Heading2"/>
-        <w:spacing w:before="261" w:beforeAutospacing="off" w:after="261" w:afterAutospacing="off" w:line="300" w:lineRule="auto"/>
-      </w:pPr>
-      <w:r>
-        <w:rPr>
-          <w:rFonts w:ascii="Segoe UI" w:hAnsi="Segoe UI" w:eastAsia="Segoe UI" w:cs="Segoe UI"/>
-          <w:b w:val="1"/>
-          <w:bCs w:val="1"/>
-          <w:i w:val="0"/>
-          <w:iCs w:val="0"/>
-          <w:noProof w:val="0"/>
-          <w:sz w:val="31"/>
-          <w:szCs w:val="31"/>
-          <w:lang w:val="en-US"/>
-        </w:rPr>
-        <w:t>Revised Biography: Frederick “Fritz” R. Johnstone</w:t>
-      </w:r>
-    </w:p>
-    <w:p>
+    <w:p ns2:paraId="3569A4E7" ns2:textId="585AA65A">
       <w:pPr>
         <w:spacing w:before="210" w:beforeAutospacing="off" w:after="210" w:afterAutospacing="off" w:line="300" w:lineRule="auto"/>
       </w:pPr>
@@ -231,7 +21,7 @@
         <w:t>2010 Hall of Fame Inductee – Sterling</w:t>
       </w:r>
     </w:p>
-    <w:p>
+    <w:p ns2:paraId="263EE28E" ns2:textId="50766430">
       <w:pPr>
         <w:spacing w:before="210" w:beforeAutospacing="off" w:after="210" w:afterAutospacing="off" w:line="300" w:lineRule="auto"/>
         <w:rPr>
@@ -345,7 +135,7 @@
         <w:t>, with his wife, Sharon, until his passing on November 15, 2009.</w:t>
       </w:r>
     </w:p>
-    <w:p>
+    <w:p ns2:paraId="1559AC2E" ns2:textId="1C4668A0">
       <w:pPr>
         <w:spacing w:before="210" w:beforeAutospacing="off" w:after="210" w:afterAutospacing="off" w:line="300" w:lineRule="auto"/>
         <w:rPr>
@@ -459,7 +249,7 @@
         <w:t xml:space="preserve"> in all three sports and became a respected teacher, coach, and mentor to countless new officials across Colorado.</w:t>
       </w:r>
     </w:p>
-    <w:p>
+    <w:p ns2:paraId="4CDA4014" ns2:textId="43CB2F87">
       <w:pPr>
         <w:spacing w:before="210" w:beforeAutospacing="off" w:after="210" w:afterAutospacing="off" w:line="300" w:lineRule="auto"/>
         <w:rPr>
@@ -699,7 +489,7 @@
         <w:t xml:space="preserve"> for many Northeast Colorado high schools and seasonal leagues.</w:t>
       </w:r>
     </w:p>
-    <w:p>
+    <w:p ns2:paraId="319A5A37" ns2:textId="1E4F9D83">
       <w:pPr>
         <w:spacing w:before="210" w:beforeAutospacing="off" w:after="210" w:afterAutospacing="off" w:line="300" w:lineRule="auto"/>
         <w:rPr>
@@ -785,7 +575,7 @@
         <w:t xml:space="preserve"> bus, including on their annual spring trip to Arizona. Until the day he passed, Fritz rarely missed a local high school game—always eager to watch, evaluate, and support the officials working on the field.</w:t>
       </w:r>
     </w:p>
-    <w:p>
+    <w:p ns2:paraId="3289A3F0" ns2:textId="006691D3">
       <w:pPr>
         <w:spacing w:before="210" w:beforeAutospacing="off" w:after="210" w:afterAutospacing="off" w:line="300" w:lineRule="auto"/>
         <w:rPr>
@@ -815,7 +605,7 @@
         <w:t>Fritz Johnstone’s lifelong dedication to Colorado athletics, his unwavering presence in the baseball community, and his commitment to mentoring new officials have firmly earned him a place in the Umpires Hall of Fame.</w:t>
       </w:r>
     </w:p>
-    <w:p>
+    <w:p ns2:paraId="5EE793CC" ns2:textId="7F591A8B">
       <w:pPr>
         <w:pStyle w:val="BodyText"/>
       </w:pPr>
